--- a/doc/prompt/request_for_design_busmon_en.docx
+++ b/doc/prompt/request_for_design_busmon_en.docx
@@ -3544,25 +3544,39 @@
         <w:t xml:space="preserve">credit_divider</w:t>
       </w:r>
       <w:r>
-        <w:t xml:space="preserve">, i.e. (</w:t>
-      </w:r>
-      <w:r>
-        <w:t xml:space="preserve"> </w:t>
-      </w:r>
-      <w:r>
-        <w:t xml:space="preserve"> </w:t>
-      </w:r>
-      <w:r>
-        <w:t xml:space="preserve">/ 2^{</w:t>
-      </w:r>
-      <w:r>
-        <w:t xml:space="preserve">}</w:t>
-      </w:r>
-      <w:r>
-        <w:t xml:space="preserve"> </w:t>
-      </w:r>
-      <w:r>
-        <w:t xml:space="preserve">).</w:t>
+        <w:t xml:space="preserve">, i.e. integer result of</w:t>
+      </w:r>
+      <w:r>
+        <w:t xml:space="preserve"> </w:t>
+      </w:r>
+      <w:r>
+        <w:rPr>
+          <w:b/>
+          <w:bCs/>
+        </w:rPr>
+        <w:t xml:space="preserve">bytes / 2^credit_divider</w:t>
+      </w:r>
+      <w:r>
+        <w:t xml:space="preserve"> </w:t>
+      </w:r>
+      <w:r>
+        <w:t xml:space="preserve">(floor division;</w:t>
+      </w:r>
+      <w:r>
+        <w:t xml:space="preserve"> </w:t>
+      </w:r>
+      <w:r>
+        <w:rPr>
+          <w:i/>
+          <w:iCs/>
+        </w:rPr>
+        <w:t xml:space="preserve">bytes</w:t>
+      </w:r>
+      <w:r>
+        <w:t xml:space="preserve"> </w:t>
+      </w:r>
+      <w:r>
+        <w:t xml:space="preserve">= transaction byte count).</w:t>
       </w:r>
       <w:r>
         <w:br/>
